--- a/pfe/media/uploads/user_1/report.docx
+++ b/pfe/media/uploads/user_1/report.docx
@@ -124,7 +124,7 @@
           </w:tcPr>
           <w:p>
             <w:r>
-              <w:t>Cela se produit lorsque le rôle/l’unité organisationnelle n’est mentionné dans aucun des textes juridiques. C'est le problème de l'incomplétude juridique. Justement l’absence de rôle. Role non précisé dans l'article : ['Decree nÂ°.05-171 Article 8']</w:t>
+              <w:t>Cela se produit lorsque le rôle/l’unité organisationnelle n’est mentionné dans aucun des textes juridiques. C'est le problème de l'incomplétude juridique. Justement l’absence de rôle. Role non précisé dans l'article : ['Decree nÂ°.05-171/Article 8']</w:t>
             </w:r>
           </w:p>
         </w:tc>
@@ -134,7 +134,7 @@
           </w:tcPr>
           <w:p>
             <w:r>
-              <w:t>Reviser l'article : ['Decree nÂ°.05-171 Article 8'] Ajouter le rôle adéquat a ces taches :['Send convocation', 'Rceive confirmation']</w:t>
+              <w:t>Reviser l'article : ['Decree nÂ°.05-171/Article 8'] Ajouter le rôle adéquat a ces taches :['Send convocation', 'Rceive confirmation']</w:t>
             </w:r>
           </w:p>
         </w:tc>
@@ -248,7 +248,7 @@
           </w:tcPr>
           <w:p>
             <w:r>
-              <w:t>La déclaration est ambiguë. Cela se produit lorsqu’il existe une ambiguïté associée à l’utilisation de « et » et de « ou ».Ambiguite dans l'article : ['Decret n 05-171Art. 5. — Medical examination of insured persons andbeneficiaries is exercised by the caisse consulting practitionersocial security, entitled to Request medical examthe beneficiary and/or any related medical documentswith the state of health for which it is requestedsocial security benefits.', 'Decret n 05-171Art. 5. — Medical examination of insured persons andbeneficiaries is exercised by the caisse consulting practitionersocial security, entitled to Request medical examthe beneficiary and/or any related medical documentswith the state of health for which it is requestedsocial security benefits.', 'Decret n 05-171Art. 5. — Medical examination of insured persons andbeneficiaries is exercised by the caisse consulting practitionersocial security, entitled to Request medical examthe beneficiary and/or any related medical documentswith the state of health for which it is requestedsocial security benefits.']</w:t>
+              <w:t>La déclaration est ambiguë. Cela se produit lorsqu’il existe une ambiguïté associée à l’utilisation de « et » et de « ou ».Ambiguite dans l'article : ['Decret n 05-171Art. 5. — Medical examination of insured persons andbeneficiaries is exercised by the caisse consulting practitionersocial security, entitled to Request medical examthe beneficiary and/or any related medical documentswith the state of health for which it is requestedsocial security benefits.', 'Decret n 05-171Art. 5. — Medical examination of insured persons andbeneficiaries is exercised by the caisse consulting practitionersocial security, entitled to Request medical examthe beneficiary and/or any related medical documentswith the state of health for which it is requestedsocial security benefits.', 'Decret n 05-171Art. 5. — Medical examination of insured persons andbeneficiaries is exercised by the caisse consulting practitionersocial security, entitled to Request medical examthe beneficiary and/or any related medical documentswith the state of health for which it is requestedsocial security benefits.', 'Decret n 05-171Art. 5. — Medical examination of insured persons andbeneficiaries is exercised by the caisse consulting practitionersocial security, entitled to Request medical examthe beneficiary and/or any related medical documentswith the state of health for which it is requestedsocial security benefits.', 'Decret n 05-171Art. 5. — Medical examination of insured persons andbeneficiaries is exercised by the caisse consulting practitionersocial security, entitled to Request medical examthe beneficiary and/or any related medical documentswith the state of health for which it is requestedsocial security benefits.']</w:t>
             </w:r>
           </w:p>
         </w:tc>

--- a/pfe/media/uploads/user_1/report.docx
+++ b/pfe/media/uploads/user_1/report.docx
@@ -8,7 +8,7 @@
         <w:jc w:val="center"/>
       </w:pPr>
       <w:r>
-        <w:t>Rapport de vérification des processus</w:t>
+        <w:t>Rapport de vérification du precesus diagram_Mahdi</w:t>
       </w:r>
     </w:p>
     <w:p>
@@ -21,7 +21,7 @@
         <w:pStyle w:val="Heading1"/>
       </w:pPr>
       <w:r>
-        <w:t>1- Erreurs dues à des informations manquantes</w:t>
+        <w:t>Erreurs dues à des informations manquantes</w:t>
       </w:r>
     </w:p>
     <w:tbl>
@@ -145,7 +145,7 @@
         <w:pStyle w:val="Heading1"/>
       </w:pPr>
       <w:r>
-        <w:t>2- Erreurs Structurelles</w:t>
+        <w:t>Erreurs Structurelles</w:t>
       </w:r>
     </w:p>
     <w:tbl>
@@ -248,7 +248,7 @@
           </w:tcPr>
           <w:p>
             <w:r>
-              <w:t>La déclaration est ambiguë. Cela se produit lorsqu’il existe une ambiguïté associée à l’utilisation de « et » et de « ou ».Ambiguite dans l'article : ['Decret n 05-171Art. 5. — Medical examination of insured persons andbeneficiaries is exercised by the caisse consulting practitionersocial security, entitled to Request medical examthe beneficiary and/or any related medical documentswith the state of health for which it is requestedsocial security benefits.', 'Decret n 05-171Art. 5. — Medical examination of insured persons andbeneficiaries is exercised by the caisse consulting practitionersocial security, entitled to Request medical examthe beneficiary and/or any related medical documentswith the state of health for which it is requestedsocial security benefits.', 'Decret n 05-171Art. 5. — Medical examination of insured persons andbeneficiaries is exercised by the caisse consulting practitionersocial security, entitled to Request medical examthe beneficiary and/or any related medical documentswith the state of health for which it is requestedsocial security benefits.', 'Decret n 05-171Art. 5. — Medical examination of insured persons andbeneficiaries is exercised by the caisse consulting practitionersocial security, entitled to Request medical examthe beneficiary and/or any related medical documentswith the state of health for which it is requestedsocial security benefits.', 'Decret n 05-171Art. 5. — Medical examination of insured persons andbeneficiaries is exercised by the caisse consulting practitionersocial security, entitled to Request medical examthe beneficiary and/or any related medical documentswith the state of health for which it is requestedsocial security benefits.']</w:t>
+              <w:t>La déclaration est ambiguë. Cela se produit lorsqu’il existe une ambiguïté associée à l’utilisation de « et » et de « ou ».Ambiguite dans l'article : ['Decret n 05-171Art. 5. — Medical examination of insured persons andbeneficiaries is exercised by the caisse consulting practitionersocial security, entitled to Request medical examthe beneficiary and/or any related medical documentswith the state of health for which it is requestedsocial security benefits.']</w:t>
             </w:r>
           </w:p>
         </w:tc>
@@ -257,7 +257,9 @@
             <w:tcW w:type="dxa" w:w="2160"/>
           </w:tcPr>
           <w:p>
-            <w:r/>
+            <w:r>
+              <w:t>Reviser : ['Decret n 05-171Art. 5. — Medical examination of insured persons andbeneficiaries is exercised by the caisse consulting practitionersocial security, entitled to Request medical examthe beneficiary and/or any related medical documentswith the state of health for which it is requestedsocial security benefits.']</w:t>
+            </w:r>
           </w:p>
         </w:tc>
       </w:tr>

--- a/pfe/media/uploads/user_1/report.docx
+++ b/pfe/media/uploads/user_1/report.docx
@@ -8,12 +8,12 @@
         <w:jc w:val="center"/>
       </w:pPr>
       <w:r>
-        <w:t>Rapport de vérification du precesus diagram_Mahdi</w:t>
+        <w:t>Precesus Verification Report Processus 1</w:t>
       </w:r>
     </w:p>
     <w:p>
       <w:r>
-        <w:t>Ce document est un rapport sur la vérification des processus. Il présente les résultats de la vérification concernant trois types d'erreurs : les erreurs dues à des informations manquantes, les erreurs structurelles et les erreurs de contradiction. Chaque type d'erreur est illustré par un tableau contenant l'erreur et son type, la loi associée à cette erreur et la recommandation correspondante.</w:t>
+        <w:t>This document is a process audit report. It presents the verification results for three types of errors: errors due to missing information, structural errors and contradiction errors. Each type of error is illustrated by a table containing the error and its type, the law associated with this error and the corresponding recommendation.</w:t>
       </w:r>
     </w:p>
     <w:p>
@@ -21,7 +21,7 @@
         <w:pStyle w:val="Heading1"/>
       </w:pPr>
       <w:r>
-        <w:t>Erreurs dues à des informations manquantes</w:t>
+        <w:t>Errors due to missing information</w:t>
       </w:r>
     </w:p>
     <w:tbl>
@@ -53,7 +53,7 @@
               <w:rPr>
                 <w:b/>
               </w:rPr>
-              <w:t>Erreur</w:t>
+              <w:t>Error</w:t>
             </w:r>
           </w:p>
         </w:tc>
@@ -66,7 +66,7 @@
               <w:rPr>
                 <w:b/>
               </w:rPr>
-              <w:t>Type d'erreur</w:t>
+              <w:t>Error type</w:t>
             </w:r>
           </w:p>
         </w:tc>
@@ -79,7 +79,7 @@
               <w:rPr>
                 <w:b/>
               </w:rPr>
-              <w:t>Interpretation legal</w:t>
+              <w:t>Legal interpretation</w:t>
             </w:r>
           </w:p>
         </w:tc>
@@ -92,7 +92,7 @@
               <w:rPr>
                 <w:b/>
               </w:rPr>
-              <w:t>Recommandation</w:t>
+              <w:t>Recommendation</w:t>
             </w:r>
           </w:p>
         </w:tc>
@@ -104,7 +104,7 @@
           </w:tcPr>
           <w:p>
             <w:r>
-              <w:t>Erreur MI 1</w:t>
+              <w:t>Error MI 1</w:t>
             </w:r>
           </w:p>
         </w:tc>
@@ -114,7 +114,7 @@
           </w:tcPr>
           <w:p>
             <w:r>
-              <w:t xml:space="preserve"> Role manquant </w:t>
+              <w:t xml:space="preserve"> Missing role </w:t>
             </w:r>
           </w:p>
         </w:tc>
@@ -124,7 +124,7 @@
           </w:tcPr>
           <w:p>
             <w:r>
-              <w:t>Cela se produit lorsque le rôle/l’unité organisationnelle n’est mentionné dans aucun des textes juridiques. C'est le problème de l'incomplétude juridique. Justement l’absence de rôle. Role non précisé dans l'article : ['Decree nÂ°.05-171/Article 8']</w:t>
+              <w:t>This happens when the role/organizational unit is not mentioned in any of the legal texts. This is the problem of legal incompleteness. Precisely the absence of a role. Role not specified in the article : ['Decree nÂ°.05-171/Article 8']</w:t>
             </w:r>
           </w:p>
         </w:tc>
@@ -134,7 +134,7 @@
           </w:tcPr>
           <w:p>
             <w:r>
-              <w:t>Reviser l'article : ['Decree nÂ°.05-171/Article 8'] Ajouter le rôle adéquat a ces taches :['Send convocation', 'Rceive confirmation']</w:t>
+              <w:t>Revise the article : ['Decree nÂ°.05-171/Article 8'] Add the appropriate role to these tasks :['Envoyer une convocation', 'Recevoir confirmation']</w:t>
             </w:r>
           </w:p>
         </w:tc>
@@ -145,7 +145,7 @@
         <w:pStyle w:val="Heading1"/>
       </w:pPr>
       <w:r>
-        <w:t>Erreurs Structurelles</w:t>
+        <w:t>Structural Errors</w:t>
       </w:r>
     </w:p>
     <w:tbl>
@@ -177,7 +177,7 @@
               <w:rPr>
                 <w:b/>
               </w:rPr>
-              <w:t>Erreur</w:t>
+              <w:t>Error</w:t>
             </w:r>
           </w:p>
         </w:tc>
@@ -190,7 +190,7 @@
               <w:rPr>
                 <w:b/>
               </w:rPr>
-              <w:t>Type d'erreur</w:t>
+              <w:t>Error type</w:t>
             </w:r>
           </w:p>
         </w:tc>
@@ -203,7 +203,7 @@
               <w:rPr>
                 <w:b/>
               </w:rPr>
-              <w:t>Interpretation legal</w:t>
+              <w:t>Legal interpretation</w:t>
             </w:r>
           </w:p>
         </w:tc>
@@ -216,7 +216,7 @@
               <w:rPr>
                 <w:b/>
               </w:rPr>
-              <w:t>Recommandation</w:t>
+              <w:t>Recommendation</w:t>
             </w:r>
           </w:p>
         </w:tc>
@@ -228,7 +228,7 @@
           </w:tcPr>
           <w:p>
             <w:r>
-              <w:t>Erreur S 1</w:t>
+              <w:t>Error S 1</w:t>
             </w:r>
           </w:p>
         </w:tc>
@@ -248,7 +248,7 @@
           </w:tcPr>
           <w:p>
             <w:r>
-              <w:t>La déclaration est ambiguë. Cela se produit lorsqu’il existe une ambiguïté associée à l’utilisation de « et » et de « ou ».Ambiguite dans l'article : ['Decret n 05-171Art. 5. — Medical examination of insured persons andbeneficiaries is exercised by the caisse consulting practitionersocial security, entitled to Request medical examthe beneficiary and/or any related medical documentswith the state of health for which it is requestedsocial security benefits.']</w:t>
+              <w:t>The statement is ambiguous. This occurs when there is ambiguity associated with the use of 'and' and 'or'.Ambiguity in the article : ['']</w:t>
             </w:r>
           </w:p>
         </w:tc>
@@ -258,7 +258,7 @@
           </w:tcPr>
           <w:p>
             <w:r>
-              <w:t>Reviser : ['Decret n 05-171Art. 5. — Medical examination of insured persons andbeneficiaries is exercised by the caisse consulting practitionersocial security, entitled to Request medical examthe beneficiary and/or any related medical documentswith the state of health for which it is requestedsocial security benefits.']</w:t>
+              <w:t>Revise : ['']</w:t>
             </w:r>
           </w:p>
         </w:tc>
